--- a/menina_elefante/saidas/A_Menina_Elefante_V3_Parte_II.docx
+++ b/menina_elefante/saidas/A_Menina_Elefante_V3_Parte_II.docx
@@ -2162,60 +2162,60 @@
         <w:rPr>
           <w:smallCaps/>
         </w:rPr>
-        <w:t xml:space="preserve">O Kousuke comprou flanela</w:t>
-      </w:r>
-      <w:r>
-        <w:t xml:space="preserve"> de limpar lente na ótica onze vezes antes de eu aceitar sair com ele.</w:t>
-      </w:r>
-    </w:p>
-    <w:p>
-      <w:r>
-        <w:t xml:space="preserve">Foi minha mãe que reparou primeiro, numa quarta-feira, quando ele saiu pela porta de vidro com mais um saquinho de plástico na mão.</w:t>
-      </w:r>
-    </w:p>
-    <w:p>
-      <w:r>
-        <w:t xml:space="preserve">— Esse menino tem quantos óculos?</w:t>
-      </w:r>
-    </w:p>
-    <w:p>
-      <w:r>
-        <w:t xml:space="preserve">— Um, eu acho.</w:t>
-      </w:r>
-    </w:p>
-    <w:p>
-      <w:r>
-        <w:t xml:space="preserve">— E precisa de tanta flanela?</w:t>
-      </w:r>
-    </w:p>
-    <w:p>
-      <w:r>
-        <w:t xml:space="preserve">Eu conhecia o Kousuke de vista havia anos, do jeito que todo descendente conhecia todo descendente naquela cidade: de festa da associação, de ser apresentado três vezes à mesma pessoa por três tias diferentes. Ele era um pouco mais velho, usava óculos de armação preta que tinha comprado ali, com o meu pai, e falava de um jeito complicado demais para a idade dele. Uma vez, esperando o troco, me explicou por que o preço da lente tinha subido, com câmbio e importação, e eu fiquei olhando para ele sem entender como alguém conseguia pensar tanto sobre uma lente.</w:t>
-      </w:r>
-    </w:p>
-    <w:p>
-      <w:r>
-        <w:t xml:space="preserve">Ele me convidou para sair na terceira flanela. Eu disse que não podia. Na quinta, disse que estava estudando. Na oitava, disse que meu pai estava doente, o que era verdade. Na décima, não disse nada, só sorri e entreguei o troco.</w:t>
-      </w:r>
-    </w:p>
-    <w:p>
-      <w:r>
-        <w:t xml:space="preserve">— Você vai continuar dizendo não até quando? — perguntou ele, na décima primeira.</w:t>
-      </w:r>
-    </w:p>
-    <w:p>
-      <w:r>
-        <w:t xml:space="preserve">— Até você parar de comprar flanela.</w:t>
-      </w:r>
-    </w:p>
-    <w:p>
-      <w:r>
-        <w:t xml:space="preserve">— Eu já tenho flanela para limpar óculos até os sessenta anos.</w:t>
-      </w:r>
-    </w:p>
-    <w:p>
-      <w:r>
-        <w:t xml:space="preserve">Minha mãe, na salinha de exame, riu alto. Eu fiquei vermelha até a orelha e disse que tudo bem, sábado, mas só um lanche, e não podia ser tarde.</w:t>
+        <w:t xml:space="preserve">O Kousuke tentava namorar</w:t>
+      </w:r>
+      <w:r>
+        <w:t xml:space="preserve"> comigo desde os dezesseis anos.</w:t>
+      </w:r>
+    </w:p>
+    <w:p>
+      <w:r>
+        <w:t xml:space="preserve">Começou com a maquete de geografia e não parou mais. Durante quatro anos, ele tocou a campainha lá de casa com uma desculpa diferente: a lista de física, o trabalho de história de um grupo do qual ele não fazia parte, o livro que eu ia precisar no vestibular, a apostila de um cursinho que ele já tinha terminado. Sentava na mesa da cozinha, abria o caderno e ficava. Ficava depois do trabalho pronto, depois do café, depois de a minha mãe passar pela sala pela terceira vez com o pano de prato no ombro.</w:t>
+      </w:r>
+    </w:p>
+    <w:p>
+      <w:r>
+        <w:t xml:space="preserve">— Esse menino vem estudar ou vem te ver? — ela perguntou uma noite, quando o portão bateu.</w:t>
+      </w:r>
+    </w:p>
+    <w:p>
+      <w:r>
+        <w:t xml:space="preserve">— Estudar.</w:t>
+      </w:r>
+    </w:p>
+    <w:p>
+      <w:r>
+        <w:t xml:space="preserve">— Ele já terminou a escola, filha.</w:t>
+      </w:r>
+    </w:p>
+    <w:p>
+      <w:r>
+        <w:t xml:space="preserve">Eu conhecia o Kousuke do jeito que todo descendente conhecia todo descendente naquela cidade: de festa da associação, de ser apresentado três vezes à mesma pessoa por três tias diferentes. Ele usava óculos de armação preta e falava de um jeito complicado demais para a idade dele. Uma vez, no meio de um exercício de matemática, me explicou por que o preço do arroz tinha subido, com câmbio e importação, e eu fiquei olhando para ele sem entender como alguém conseguia pensar tanto sobre arroz.</w:t>
+      </w:r>
+    </w:p>
+    <w:p>
+      <w:r>
+        <w:t xml:space="preserve">Ele me convidou para sair a primeira vez na porta de casa, com a maquete ainda úmida de cola nas mãos. Eu disse que não podia. No ano seguinte, disse que estava estudando. Depois do infarto, disse que o meu pai estava doente, o que era verdade, e ele continuou vindo, e passou a ajudar a carregar as sacolas da farmácia sem que ninguém pedisse.</w:t>
+      </w:r>
+    </w:p>
+    <w:p>
+      <w:r>
+        <w:t xml:space="preserve">— Você vai continuar dizendo não até quando? — perguntou ele, numa tarde, na mesa da cozinha, com a minha apostila da faculdade aberta entre nós.</w:t>
+      </w:r>
+    </w:p>
+    <w:p>
+      <w:r>
+        <w:t xml:space="preserve">— Até você parar de vir.</w:t>
+      </w:r>
+    </w:p>
+    <w:p>
+      <w:r>
+        <w:t xml:space="preserve">— Eu não vou parar de vir.</w:t>
+      </w:r>
+    </w:p>
+    <w:p>
+      <w:r>
+        <w:t xml:space="preserve">Minha mãe, no fogão, riu alto. Eu fiquei vermelha até a orelha e disse que tudo bem, sábado, mas só um lanche, e não podia ser tarde.</w:t>
       </w:r>
     </w:p>
     <w:p>
@@ -2639,7 +2639,7 @@
           <w:sz w:val="22"/>
           <w:szCs w:val="22"/>
         </w:rPr>
-        <w:t xml:space="preserve">Por isso o Kousuke me assustou tanto. Ele não precisava de nada, e continuava voltando. Onze flanelas, seis quadras, dez passos atrás. Cada gentileza dele me deixava esperando a conta chegar, porque, na minha cabeça, ninguém fica perto de graça.</w:t>
+        <w:t xml:space="preserve">Por isso o Kousuke me assustou tanto. Ele não precisava de nada, e continuava voltando. Quatro anos de trabalhos de escola, seis quadras, dez passos atrás. Cada gentileza dele me deixava esperando a conta chegar, porque, na minha cabeça, ninguém fica perto de graça.</w:t>
       </w:r>
     </w:p>
     <w:p>

--- a/menina_elefante/saidas/A_Menina_Elefante_V3_Parte_II.docx
+++ b/menina_elefante/saidas/A_Menina_Elefante_V3_Parte_II.docx
@@ -2165,12 +2165,12 @@
         <w:t xml:space="preserve">O Kousuke tentava namorar</w:t>
       </w:r>
       <w:r>
-        <w:t xml:space="preserve"> comigo desde os dezesseis anos.</w:t>
-      </w:r>
-    </w:p>
-    <w:p>
-      <w:r>
-        <w:t xml:space="preserve">Começou com a maquete de geografia e não parou mais. Durante quatro anos, ele tocou a campainha lá de casa com uma desculpa diferente: a lista de física, o trabalho de história de um grupo do qual ele não fazia parte, o livro que eu ia precisar no vestibular, a apostila de um cursinho que ele já tinha terminado. Sentava na mesa da cozinha, abria o caderno e ficava. Ficava depois do trabalho pronto, depois do café, depois de a minha mãe passar pela sala pela terceira vez com o pano de prato no ombro.</w:t>
+        <w:t xml:space="preserve"> comigo desde que eu tinha catorze anos.</w:t>
+      </w:r>
+    </w:p>
+    <w:p>
+      <w:r>
+        <w:t xml:space="preserve">Começou com uma lista de física e não parou mais. Ele era um ano mais novo do que eu, o que, na minha cabeça, devia ser motivo suficiente para desistir. Não era. Durante anos, ele tocou a campainha lá de casa com uma desculpa diferente: a prova de trigonometria, o trabalho de física sobre plano inclinado, a lista de matemática que eu não ia conseguir fazer sozinha e que, de fato, eu não ia conseguir fazer sozinha. Sentava na mesa da cozinha, abria o caderno e ficava. Ficava depois do exercício resolvido, depois do café, depois de a minha mãe passar pela sala pela terceira vez com o pano de prato no ombro.</w:t>
       </w:r>
     </w:p>
     <w:p>
@@ -2185,7 +2185,7 @@
     </w:p>
     <w:p>
       <w:r>
-        <w:t xml:space="preserve">— Ele já terminou a escola, filha.</w:t>
+        <w:t xml:space="preserve">— Ele é mais novo que você, filha. Quem devia estar ensinando era você.</w:t>
       </w:r>
     </w:p>
     <w:p>
@@ -2195,12 +2195,12 @@
     </w:p>
     <w:p>
       <w:r>
-        <w:t xml:space="preserve">Ele me convidou para sair a primeira vez na porta de casa, com a maquete ainda úmida de cola nas mãos. Eu disse que não podia. No ano seguinte, disse que estava estudando. Depois do infarto, disse que o meu pai estava doente, o que era verdade, e ele continuou vindo, e passou a ajudar a carregar as sacolas da farmácia sem que ninguém pedisse.</w:t>
-      </w:r>
-    </w:p>
-    <w:p>
-      <w:r>
-        <w:t xml:space="preserve">— Você vai continuar dizendo não até quando? — perguntou ele, numa tarde, na mesa da cozinha, com a minha apostila da faculdade aberta entre nós.</w:t>
+        <w:t xml:space="preserve">Aos quinze anos, a gente começou a namorar, se é que aquilo era namoro. Durava três semanas, e eu terminava por causa de uma bobagem. Ele sumia uns dias e voltava com uma lista de física. Depois do infarto do meu pai, terminei dizendo que não tinha cabeça para nada, o que era verdade, e ele continuou vindo, e passou a carregar as sacolas da farmácia sem que ninguém pedisse. Voltamos. Terminamos. Voltamos.</w:t>
+      </w:r>
+    </w:p>
+    <w:p>
+      <w:r>
+        <w:t xml:space="preserve">— Você vai continuar indo e voltando até quando? — perguntou ele, numa tarde, na mesa da cozinha, com a minha apostila da faculdade aberta entre nós.</w:t>
       </w:r>
     </w:p>
     <w:p>
@@ -2215,7 +2215,7 @@
     </w:p>
     <w:p>
       <w:r>
-        <w:t xml:space="preserve">Minha mãe, no fogão, riu alto. Eu fiquei vermelha até a orelha e disse que tudo bem, sábado, mas só um lanche, e não podia ser tarde.</w:t>
+        <w:t xml:space="preserve">Minha mãe, no fogão, riu alto. Eu fiquei vermelha até a orelha e disse que tudo bem, dessa vez de verdade, sábado, mas só um lanche, e não podia ser tarde.</w:t>
       </w:r>
     </w:p>
     <w:p>
@@ -2639,7 +2639,7 @@
           <w:sz w:val="22"/>
           <w:szCs w:val="22"/>
         </w:rPr>
-        <w:t xml:space="preserve">Por isso o Kousuke me assustou tanto. Ele não precisava de nada, e continuava voltando. Quatro anos de trabalhos de escola, seis quadras, dez passos atrás. Cada gentileza dele me deixava esperando a conta chegar, porque, na minha cabeça, ninguém fica perto de graça.</w:t>
+        <w:t xml:space="preserve">Por isso o Kousuke me assustou tanto. Ele não precisava de nada, e continuava voltando. Anos de listas de física, de idas e vindas, seis quadras, dez passos atrás. Cada gentileza dele me deixava esperando a conta chegar, porque, na minha cabeça, ninguém fica perto de graça.</w:t>
       </w:r>
     </w:p>
     <w:p>

--- a/menina_elefante/saidas/A_Menina_Elefante_V3_Parte_II.docx
+++ b/menina_elefante/saidas/A_Menina_Elefante_V3_Parte_II.docx
@@ -2190,12 +2190,12 @@
     </w:p>
     <w:p>
       <w:r>
-        <w:t xml:space="preserve">Eu conhecia o Kousuke do jeito que todo descendente conhecia todo descendente naquela cidade: de festa da associação, de ser apresentado três vezes à mesma pessoa por três tias diferentes. Ele usava óculos de armação preta e falava de um jeito complicado demais para a idade dele. Uma vez, no meio de um exercício de matemática, me explicou por que o preço do arroz tinha subido, com câmbio e importação, e eu fiquei olhando para ele sem entender como alguém conseguia pensar tanto sobre arroz.</w:t>
-      </w:r>
-    </w:p>
-    <w:p>
-      <w:r>
-        <w:t xml:space="preserve">Aos quinze anos, a gente começou a namorar, se é que aquilo era namoro. Durava três semanas, e eu terminava por causa de uma bobagem. Ele sumia uns dias e voltava com uma lista de física. Depois do infarto do meu pai, terminei dizendo que não tinha cabeça para nada, o que era verdade, e ele continuou vindo, e passou a carregar as sacolas da farmácia sem que ninguém pedisse. Voltamos. Terminamos. Voltamos.</w:t>
+        <w:t xml:space="preserve">Eu conhecia o Kousuke do jeito que todo descendente conhecia todo descendente naquela cidade: de festa do kaikan, de ser apresentado três vezes à mesma pessoa por três tias diferentes. Ele usava óculos de armação preta, presidia o grupo de jovens do kaikan com uma prancheta na mão e falava de um jeito complicado demais para a idade dele. Uma vez, no meio de um exercício de matemática, me explicou por que o preço do arroz tinha subido, com câmbio e importação, e eu fiquei olhando para ele sem entender como alguém conseguia pensar tanto sobre arroz.</w:t>
+      </w:r>
+    </w:p>
+    <w:p>
+      <w:r>
+        <w:t xml:space="preserve">Depois do infarto do meu pai, ele continuou vindo, e passou a carregar as sacolas da farmácia sem que ninguém pedisse. Eu tinha dezesseis anos, e ele quinze, quando a gente começou a namorar, se é que aquilo era namoro. Durava três semanas, e eu terminava por causa de uma bobagem, ou porque não tinha cabeça para nada, o que era verdade. Ele sumia uns dias e voltava com uma lista de física. Voltamos. Terminamos. Voltamos.</w:t>
       </w:r>
     </w:p>
     <w:p>
